--- a/测试策略与测试设计文档.docx
+++ b/测试策略与测试设计文档.docx
@@ -181,28 +181,39 @@
     </w:p>
     <w:p>
       <w:pPr>
-        <w:spacing w:before="60" w:after="60"/>
-        <w:ind w:left="240"/>
+        <w:jc w:val="center"/>
       </w:pPr>
       <w:r>
-        <w:rPr>
-          <w:rFonts w:ascii="Consolas" w:hAnsi="Consolas" w:eastAsia="Consolas" w:cs="Consolas"/>
-          <w:color w:val="555555"/>
-          <w:sz w:val="17"/>
-          <w:szCs w:val="17"/>
-        </w:rPr>
-        <w:t>┌────────────────────────────────────────────────────────────────┐
-│                 端到端数据自动化生态系统                          │
-│                                                                │
-│  ┌──────────┐    ┌──────────┐    ┌──────────┐    ┌─────────┐  │
-│  │ Prompt   │ →  │ LLM 数据 │ →  │ 聚类     │ →  │ 统一    │  │
-│  │ 工程     │    │ 自动合成 │    │ 参数调优 │    │ 质量审查│  │
-│  │ (5 Domain│    │ (async+  │    │ (UMAP+   │    │ (Checker│  │
-│  │  可扩展) │    │ checkpoint)   │ HDBSCAN) │    │  自适应)│  │
-│  └──────────┘    └──────────┘    └──────────┘    └─────────┘  │
-│       ↑                                               │        │
-│       └───────── 审查结果反馈 Prompt 优化 ────────────┘        │
-└────────────────────────────────────────────────────────────────┘</w:t>
+        <w:drawing>
+          <wp:inline xmlns:wp="http://schemas.openxmlformats.org/drawingml/2006/wordprocessingDrawing" distT="0" distB="0" distL="0" distR="0">
+            <wp:extent cx="5303520" cy="1546301"/>
+            <wp:docPr id="10" name="Diagram 1"/>
+            <a:graphic xmlns:a="http://schemas.openxmlformats.org/drawingml/2006/main">
+              <a:graphicData uri="http://schemas.openxmlformats.org/drawingml/2006/picture">
+                <pic:pic xmlns:pic="http://schemas.openxmlformats.org/drawingml/2006/picture">
+                  <pic:nvPicPr>
+                    <pic:cNvPr id="10" name="diagram1.png"/>
+                    <pic:cNvPicPr/>
+                  </pic:nvPicPr>
+                  <pic:blipFill>
+                    <a:blip xmlns:r="http://schemas.openxmlformats.org/officeDocument/2006/relationships" r:embed="rId8"/>
+                    <a:stretch>
+                      <a:fillRect/>
+                    </a:stretch>
+                  </pic:blipFill>
+                  <pic:spPr>
+                    <a:xfrm>
+                      <a:ext cx="5303520" cy="1546301"/>
+                    </a:xfrm>
+                    <a:prstGeom prst="rect">
+                      <a:avLst/>
+                    </a:prstGeom>
+                  </pic:spPr>
+                </pic:pic>
+              </a:graphicData>
+            </a:graphic>
+          </wp:inline>
+        </w:drawing>
       </w:r>
     </w:p>
     <w:p>
@@ -2311,37 +2322,39 @@
     </w:p>
     <w:p>
       <w:pPr>
-        <w:spacing w:before="60" w:after="60"/>
-        <w:ind w:left="240"/>
+        <w:jc w:val="center"/>
       </w:pPr>
       <w:r>
-        <w:rPr>
-          <w:rFonts w:ascii="Consolas" w:hAnsi="Consolas" w:eastAsia="Consolas" w:cs="Consolas"/>
-          <w:color w:val="555555"/>
-          <w:sz w:val="17"/>
-          <w:szCs w:val="17"/>
-        </w:rPr>
-        <w:t>┌──────────────────────────────────────────────────────┐
-│  Prompt 工程 &amp; LLM 自动合成层                          │
-│  · 5 个 Domain Prompt（各约 500 条，可持续扩展）        │
-│  · 知识目录(220类) + 运动(1,043类) + 健康(377类)       │
-│  · asyncio 并发 + semaphore 限流 + checkpoint 断点续传  │
-│  → 49,200 条结构化 Query 自动生成                      │
-├──────────────────────────────────────────────────────┤
-│  多源数据清洗 &amp; 场景适配层                              │
-│  · 谷歌数据 5 维度场景适配 (4,170→7,424条)             │
-│  · 现网 589,289 条 → 221 类分类抽样 4,111 条           │
-├──────────────────────────────────────────────────────┤
-│  聚类参数调优层                                        │
-│  · UMAP 降维（n_components=12~64, min_dist=0.0~0.12） │
-│  · HDBSCAN 密度聚类（min_cluster=3~8, epsilon=0.03~0.18）│
-│  · 9 轮系统性调优，噪声率 30%→8%                       │
-├──────────────────────────────────────────────────────┤
-│  统一质量审查层 (Checker)                               │
-│  · 自动读取 Domain Prompt 约束 → 注入审查标准           │
-│  · 6 维度缺陷分类 + 三维度聚合报告                      │
-│  · 审查结果 → 反馈 Prompt 优化（闭环）                  │
-└──────────────────────────────────────────────────────┘</w:t>
+        <w:drawing>
+          <wp:inline xmlns:wp="http://schemas.openxmlformats.org/drawingml/2006/wordprocessingDrawing" distT="0" distB="0" distL="0" distR="0">
+            <wp:extent cx="5303520" cy="3714339"/>
+            <wp:docPr id="11" name="Diagram 2"/>
+            <a:graphic xmlns:a="http://schemas.openxmlformats.org/drawingml/2006/main">
+              <a:graphicData uri="http://schemas.openxmlformats.org/drawingml/2006/picture">
+                <pic:pic xmlns:pic="http://schemas.openxmlformats.org/drawingml/2006/picture">
+                  <pic:nvPicPr>
+                    <pic:cNvPr id="11" name="diagram2.png"/>
+                    <pic:cNvPicPr/>
+                  </pic:nvPicPr>
+                  <pic:blipFill>
+                    <a:blip xmlns:r="http://schemas.openxmlformats.org/officeDocument/2006/relationships" r:embed="rId9"/>
+                    <a:stretch>
+                      <a:fillRect/>
+                    </a:stretch>
+                  </pic:blipFill>
+                  <pic:spPr>
+                    <a:xfrm>
+                      <a:ext cx="5303520" cy="3714339"/>
+                    </a:xfrm>
+                    <a:prstGeom prst="rect">
+                      <a:avLst/>
+                    </a:prstGeom>
+                  </pic:spPr>
+                </pic:pic>
+              </a:graphicData>
+            </a:graphic>
+          </wp:inline>
+        </w:drawing>
       </w:r>
     </w:p>
     <w:p>
@@ -3601,20 +3614,39 @@
     </w:p>
     <w:p>
       <w:pPr>
-        <w:spacing w:before="60" w:after="60"/>
-        <w:ind w:left="240"/>
+        <w:jc w:val="center"/>
       </w:pPr>
       <w:r>
-        <w:rPr>
-          <w:rFonts w:ascii="Consolas" w:hAnsi="Consolas" w:eastAsia="Consolas" w:cs="Consolas"/>
-          <w:color w:val="555555"/>
-          <w:sz w:val="17"/>
-          <w:szCs w:val="17"/>
-        </w:rPr>
-        <w:t>Prompt 设计 → LLM 批量生成 → 聚类分析数据分布
-     ↑                              ↓
-     └──── Checker 审查发现问题 ←── 聚类验证质量
-           → 反馈 Prompt 优化</w:t>
+        <w:drawing>
+          <wp:inline xmlns:wp="http://schemas.openxmlformats.org/drawingml/2006/wordprocessingDrawing" distT="0" distB="0" distL="0" distR="0">
+            <wp:extent cx="5303520" cy="1943505"/>
+            <wp:docPr id="12" name="Diagram 3"/>
+            <a:graphic xmlns:a="http://schemas.openxmlformats.org/drawingml/2006/main">
+              <a:graphicData uri="http://schemas.openxmlformats.org/drawingml/2006/picture">
+                <pic:pic xmlns:pic="http://schemas.openxmlformats.org/drawingml/2006/picture">
+                  <pic:nvPicPr>
+                    <pic:cNvPr id="12" name="diagram3.png"/>
+                    <pic:cNvPicPr/>
+                  </pic:nvPicPr>
+                  <pic:blipFill>
+                    <a:blip xmlns:r="http://schemas.openxmlformats.org/officeDocument/2006/relationships" r:embed="rId10"/>
+                    <a:stretch>
+                      <a:fillRect/>
+                    </a:stretch>
+                  </pic:blipFill>
+                  <pic:spPr>
+                    <a:xfrm>
+                      <a:ext cx="5303520" cy="1943505"/>
+                    </a:xfrm>
+                    <a:prstGeom prst="rect">
+                      <a:avLst/>
+                    </a:prstGeom>
+                  </pic:spPr>
+                </pic:pic>
+              </a:graphicData>
+            </a:graphic>
+          </wp:inline>
+        </w:drawing>
       </w:r>
     </w:p>
     <w:p>
@@ -12367,6 +12399,14 @@
     </w:lvlOverride>
   </w:num>
 </w:numbering>
+</file>
+
+<file path=word/people.xml><?xml version="1.0" encoding="utf-8"?>
+<w15:people xmlns:w15="http://schemas.microsoft.com/office/word/2012/wordml">
+  <w15:person w15:author="Claude">
+    <w15:presenceInfo w15:providerId="None" w15:userId="Claude"/>
+  </w15:person>
+</w15:people>
 </file>
 
 <file path=word/styles.xml><?xml version="1.0" encoding="utf-8"?>

--- a/测试策略与测试设计文档.docx
+++ b/测试策略与测试设计文档.docx
@@ -186,7 +186,7 @@
       <w:r>
         <w:drawing>
           <wp:inline xmlns:wp="http://schemas.openxmlformats.org/drawingml/2006/wordprocessingDrawing" distT="0" distB="0" distL="0" distR="0">
-            <wp:extent cx="5303520" cy="1546301"/>
+            <wp:extent cx="5303520" cy="1546860"/>
             <wp:docPr id="10" name="Diagram 1"/>
             <a:graphic xmlns:a="http://schemas.openxmlformats.org/drawingml/2006/main">
               <a:graphicData uri="http://schemas.openxmlformats.org/drawingml/2006/picture">
@@ -203,7 +203,7 @@
                   </pic:blipFill>
                   <pic:spPr>
                     <a:xfrm>
-                      <a:ext cx="5303520" cy="1546301"/>
+                      <a:ext cx="5303520" cy="1546860"/>
                     </a:xfrm>
                     <a:prstGeom prst="rect">
                       <a:avLst/>
@@ -2327,7 +2327,7 @@
       <w:r>
         <w:drawing>
           <wp:inline xmlns:wp="http://schemas.openxmlformats.org/drawingml/2006/wordprocessingDrawing" distT="0" distB="0" distL="0" distR="0">
-            <wp:extent cx="5303520" cy="3714339"/>
+            <wp:extent cx="5303520" cy="3182112"/>
             <wp:docPr id="11" name="Diagram 2"/>
             <a:graphic xmlns:a="http://schemas.openxmlformats.org/drawingml/2006/main">
               <a:graphicData uri="http://schemas.openxmlformats.org/drawingml/2006/picture">
@@ -2344,7 +2344,7 @@
                   </pic:blipFill>
                   <pic:spPr>
                     <a:xfrm>
-                      <a:ext cx="5303520" cy="3714339"/>
+                      <a:ext cx="5303520" cy="3182112"/>
                     </a:xfrm>
                     <a:prstGeom prst="rect">
                       <a:avLst/>
@@ -3619,7 +3619,7 @@
       <w:r>
         <w:drawing>
           <wp:inline xmlns:wp="http://schemas.openxmlformats.org/drawingml/2006/wordprocessingDrawing" distT="0" distB="0" distL="0" distR="0">
-            <wp:extent cx="5303520" cy="1943505"/>
+            <wp:extent cx="5303520" cy="1446414"/>
             <wp:docPr id="12" name="Diagram 3"/>
             <a:graphic xmlns:a="http://schemas.openxmlformats.org/drawingml/2006/main">
               <a:graphicData uri="http://schemas.openxmlformats.org/drawingml/2006/picture">
@@ -3636,7 +3636,7 @@
                   </pic:blipFill>
                   <pic:spPr>
                     <a:xfrm>
-                      <a:ext cx="5303520" cy="1943505"/>
+                      <a:ext cx="5303520" cy="1446414"/>
                     </a:xfrm>
                     <a:prstGeom prst="rect">
                       <a:avLst/>
